--- a/02_Variablen/Übungen/Visitenkarte/Visitenkarte.docx
+++ b/02_Variablen/Übungen/Visitenkarte/Visitenkarte.docx
@@ -1,6 +1,6 @@
 
 <file path=word/document.xml><?xml version="1.0" encoding="utf-8"?>
-<w:document xmlns:wpc="http://schemas.microsoft.com/office/word/2010/wordprocessingCanvas" xmlns:cx="http://schemas.microsoft.com/office/drawing/2014/chartex" xmlns:cx1="http://schemas.microsoft.com/office/drawing/2015/9/8/chartex" xmlns:cx2="http://schemas.microsoft.com/office/drawing/2015/10/21/chartex" xmlns:cx3="http://schemas.microsoft.com/office/drawing/2016/5/9/chartex" xmlns:cx4="http://schemas.microsoft.com/office/drawing/2016/5/10/chartex" xmlns:cx5="http://schemas.microsoft.com/office/drawing/2016/5/11/chartex" xmlns:cx6="http://schemas.microsoft.com/office/drawing/2016/5/12/chartex" xmlns:cx7="http://schemas.microsoft.com/office/drawing/2016/5/13/chartex" xmlns:cx8="http://schemas.microsoft.com/office/drawing/2016/5/14/chartex" xmlns:mc="http://schemas.openxmlformats.org/markup-compatibility/2006" xmlns:aink="http://schemas.microsoft.com/office/drawing/2016/ink" xmlns:am3d="http://schemas.microsoft.com/office/drawing/2017/model3d" xmlns:o="urn:schemas-microsoft-com:office:office" xmlns:r="http://schemas.openxmlformats.org/officeDocument/2006/relationships" xmlns:m="http://schemas.openxmlformats.org/officeDocument/2006/math" xmlns:v="urn:schemas-microsoft-com:vml" xmlns:wp14="http://schemas.microsoft.com/office/word/2010/wordprocessingDrawing" xmlns:wp="http://schemas.openxmlformats.org/drawingml/2006/wordprocessingDrawing" xmlns:w10="urn:schemas-microsoft-com:office:word" xmlns:w="http://schemas.openxmlformats.org/wordprocessingml/2006/main" xmlns:w14="http://schemas.microsoft.com/office/word/2010/wordml" xmlns:w15="http://schemas.microsoft.com/office/word/2012/wordml" xmlns:w16cex="http://schemas.microsoft.com/office/word/2018/wordml/cex" xmlns:w16cid="http://schemas.microsoft.com/office/word/2016/wordml/cid" xmlns:w16="http://schemas.microsoft.com/office/word/2018/wordml" xmlns:w16se="http://schemas.microsoft.com/office/word/2015/wordml/symex" xmlns:wpg="http://schemas.microsoft.com/office/word/2010/wordprocessingGroup" xmlns:wpi="http://schemas.microsoft.com/office/word/2010/wordprocessingInk" xmlns:wne="http://schemas.microsoft.com/office/word/2006/wordml" xmlns:wps="http://schemas.microsoft.com/office/word/2010/wordprocessingShape" mc:Ignorable="w14 w15 w16se w16cid w16 w16cex wp14">
+<w:document xmlns:wpc="http://schemas.microsoft.com/office/word/2010/wordprocessingCanvas" xmlns:mc="http://schemas.openxmlformats.org/markup-compatibility/2006" xmlns:o="urn:schemas-microsoft-com:office:office" xmlns:r="http://schemas.openxmlformats.org/officeDocument/2006/relationships" xmlns:m="http://schemas.openxmlformats.org/officeDocument/2006/math" xmlns:v="urn:schemas-microsoft-com:vml" xmlns:wp14="http://schemas.microsoft.com/office/word/2010/wordprocessingDrawing" xmlns:wp="http://schemas.openxmlformats.org/drawingml/2006/wordprocessingDrawing" xmlns:w10="urn:schemas-microsoft-com:office:word" xmlns:w="http://schemas.openxmlformats.org/wordprocessingml/2006/main" xmlns:w14="http://schemas.microsoft.com/office/word/2010/wordml" xmlns:w15="http://schemas.microsoft.com/office/word/2012/wordml" xmlns:wpg="http://schemas.microsoft.com/office/word/2010/wordprocessingGroup" xmlns:wpi="http://schemas.microsoft.com/office/word/2010/wordprocessingInk" xmlns:wne="http://schemas.microsoft.com/office/word/2006/wordml" xmlns:wps="http://schemas.microsoft.com/office/word/2010/wordprocessingShape" mc:Ignorable="w14 w15 wp14">
   <w:body>
     <w:p>
       <w:pPr>
@@ -41,8 +41,10 @@
           <w:sz w:val="22"/>
           <w:szCs w:val="22"/>
         </w:rPr>
-        <w:t>Verwendung von Kommentaren</w:t>
+        <w:t>Eingabe von der Console</w:t>
       </w:r>
+      <w:bookmarkStart w:id="0" w:name="_GoBack"/>
+      <w:bookmarkEnd w:id="0"/>
     </w:p>
     <w:p>
       <w:pPr>
@@ -98,8 +100,10 @@
         <w:t>Aufgabenstellung</w:t>
       </w:r>
     </w:p>
-    <w:p/>
     <w:p>
+      <w:r>
+        <w:br/>
+      </w:r>
       <w:r>
         <w:t>Lesen Sie von der Konsole Name und Wohnort einer Person in zwei Variablen ein und geben Sie danach eine Visitenkarte aus.</w:t>
       </w:r>
@@ -181,7 +185,21 @@
           <w:b/>
           <w:u w:val="single"/>
         </w:rPr>
-        <w:t>Ausgabe:</w:t>
+        <w:t>Ausgabe</w:t>
+      </w:r>
+      <w:r>
+        <w:rPr>
+          <w:b/>
+          <w:u w:val="single"/>
+        </w:rPr>
+        <w:t xml:space="preserve"> (optional)</w:t>
+      </w:r>
+      <w:r>
+        <w:rPr>
+          <w:b/>
+          <w:u w:val="single"/>
+        </w:rPr>
+        <w:t>:</w:t>
       </w:r>
     </w:p>
     <w:p>
@@ -228,368 +246,8 @@
       </w:r>
     </w:p>
     <w:p>
-      <w:pPr>
-        <w:rPr>
-          <w:b/>
-          <w:u w:val="single"/>
-        </w:rPr>
-      </w:pPr>
       <w:r>
-        <w:rPr>
-          <w:b/>
-          <w:u w:val="single"/>
-        </w:rPr>
-        <w:t>Hinweis:</w:t>
-      </w:r>
-    </w:p>
-    <w:p>
-      <w:r>
-        <w:t xml:space="preserve">Fügen Sie einen Blockkommentar am Beginn Ihrer Quellcodedatei ein, die </w:t>
-      </w:r>
-      <w:r>
-        <w:t>Schule, Klasse, Ihren Namen und eine Kurzbeschreibung Ihres Programms</w:t>
-      </w:r>
-      <w:r>
-        <w:t xml:space="preserve"> enthält:</w:t>
-      </w:r>
-    </w:p>
-    <w:p>
-      <w:r>
-        <w:rPr>
-          <w:noProof/>
-          <w:lang w:val="de-AT" w:eastAsia="de-AT"/>
-        </w:rPr>
-        <w:drawing>
-          <wp:inline distT="0" distB="0" distL="0" distR="0" wp14:anchorId="22966C0C" wp14:editId="7FBBD1C9">
-            <wp:extent cx="5760720" cy="1627505"/>
-            <wp:effectExtent l="0" t="0" r="0" b="0"/>
-            <wp:docPr id="1" name="Grafik 1"/>
-            <wp:cNvGraphicFramePr>
-              <a:graphicFrameLocks xmlns:a="http://schemas.openxmlformats.org/drawingml/2006/main" noChangeAspect="1"/>
-            </wp:cNvGraphicFramePr>
-            <a:graphic xmlns:a="http://schemas.openxmlformats.org/drawingml/2006/main">
-              <a:graphicData uri="http://schemas.openxmlformats.org/drawingml/2006/picture">
-                <pic:pic xmlns:pic="http://schemas.openxmlformats.org/drawingml/2006/picture">
-                  <pic:nvPicPr>
-                    <pic:cNvPr id="1" name=""/>
-                    <pic:cNvPicPr/>
-                  </pic:nvPicPr>
-                  <pic:blipFill>
-                    <a:blip r:embed="rId8"/>
-                    <a:stretch>
-                      <a:fillRect/>
-                    </a:stretch>
-                  </pic:blipFill>
-                  <pic:spPr>
-                    <a:xfrm>
-                      <a:off x="0" y="0"/>
-                      <a:ext cx="5760720" cy="1627505"/>
-                    </a:xfrm>
-                    <a:prstGeom prst="rect">
-                      <a:avLst/>
-                    </a:prstGeom>
-                  </pic:spPr>
-                </pic:pic>
-              </a:graphicData>
-            </a:graphic>
-          </wp:inline>
-        </w:drawing>
-      </w:r>
-    </w:p>
-    <w:p>
-      <w:r>
-        <w:t>Dieser Blockkommentar muss ab sofort in jeder abgegebenen Quellcode-Datei enthalten sein!</w:t>
-      </w:r>
-    </w:p>
-    <w:p/>
-    <w:p>
-      <w:pPr>
-        <w:pStyle w:val="berschrift2"/>
-      </w:pPr>
-      <w:proofErr w:type="spellStart"/>
-      <w:r>
-        <w:lastRenderedPageBreak/>
-        <w:t>Advanced</w:t>
-      </w:r>
-      <w:proofErr w:type="spellEnd"/>
-      <w:r>
-        <w:t>:</w:t>
-      </w:r>
-    </w:p>
-    <w:p/>
-    <w:p>
-      <w:pPr>
-        <w:pStyle w:val="Listenabsatz"/>
-        <w:numPr>
-          <w:ilvl w:val="0"/>
-          <w:numId w:val="49"/>
-        </w:numPr>
-      </w:pPr>
-      <w:r>
-        <w:rPr>
-          <w:noProof/>
-        </w:rPr>
-        <w:drawing>
-          <wp:anchor distT="0" distB="0" distL="114300" distR="114300" simplePos="0" relativeHeight="251658240" behindDoc="0" locked="0" layoutInCell="1" allowOverlap="1" wp14:anchorId="33D24B21" wp14:editId="0CC943E0">
-            <wp:simplePos x="0" y="0"/>
-            <wp:positionH relativeFrom="margin">
-              <wp:posOffset>1075055</wp:posOffset>
-            </wp:positionH>
-            <wp:positionV relativeFrom="margin">
-              <wp:posOffset>806450</wp:posOffset>
-            </wp:positionV>
-            <wp:extent cx="3086100" cy="408305"/>
-            <wp:effectExtent l="0" t="0" r="0" b="0"/>
-            <wp:wrapSquare wrapText="bothSides"/>
-            <wp:docPr id="2" name="Grafik 2"/>
-            <wp:cNvGraphicFramePr>
-              <a:graphicFrameLocks xmlns:a="http://schemas.openxmlformats.org/drawingml/2006/main" noChangeAspect="1"/>
-            </wp:cNvGraphicFramePr>
-            <a:graphic xmlns:a="http://schemas.openxmlformats.org/drawingml/2006/main">
-              <a:graphicData uri="http://schemas.openxmlformats.org/drawingml/2006/picture">
-                <pic:pic xmlns:pic="http://schemas.openxmlformats.org/drawingml/2006/picture">
-                  <pic:nvPicPr>
-                    <pic:cNvPr id="1" name=""/>
-                    <pic:cNvPicPr/>
-                  </pic:nvPicPr>
-                  <pic:blipFill>
-                    <a:blip r:embed="rId9">
-                      <a:extLst>
-                        <a:ext uri="{28A0092B-C50C-407E-A947-70E740481C1C}">
-                          <a14:useLocalDpi xmlns:a14="http://schemas.microsoft.com/office/drawing/2010/main" val="0"/>
-                        </a:ext>
-                      </a:extLst>
-                    </a:blip>
-                    <a:stretch>
-                      <a:fillRect/>
-                    </a:stretch>
-                  </pic:blipFill>
-                  <pic:spPr>
-                    <a:xfrm>
-                      <a:off x="0" y="0"/>
-                      <a:ext cx="3086100" cy="408305"/>
-                    </a:xfrm>
-                    <a:prstGeom prst="rect">
-                      <a:avLst/>
-                    </a:prstGeom>
-                  </pic:spPr>
-                </pic:pic>
-              </a:graphicData>
-            </a:graphic>
-            <wp14:sizeRelH relativeFrom="margin">
-              <wp14:pctWidth>0</wp14:pctWidth>
-            </wp14:sizeRelH>
-            <wp14:sizeRelV relativeFrom="margin">
-              <wp14:pctHeight>0</wp14:pctHeight>
-            </wp14:sizeRelV>
-          </wp:anchor>
-        </w:drawing>
-      </w:r>
-      <w:r>
-        <w:t>Verwenden Sie unterschiedliche Farben in der Konsole</w:t>
-      </w:r>
-      <w:r>
-        <w:t xml:space="preserve">, </w:t>
-      </w:r>
-      <w:r>
-        <w:t>z.B.</w:t>
-      </w:r>
-      <w:r>
-        <w:br/>
-      </w:r>
-      <w:r>
-        <w:br/>
-      </w:r>
-      <w:r>
-        <w:br/>
-      </w:r>
-      <w:r>
-        <w:br/>
-      </w:r>
-      <w:r>
-        <w:br/>
-      </w:r>
-    </w:p>
-    <w:p>
-      <w:pPr>
-        <w:pStyle w:val="Listenabsatz"/>
-        <w:numPr>
-          <w:ilvl w:val="0"/>
-          <w:numId w:val="49"/>
-        </w:numPr>
-      </w:pPr>
-      <w:r>
-        <w:rPr>
-          <w:noProof/>
-        </w:rPr>
-        <w:drawing>
-          <wp:anchor distT="0" distB="0" distL="114300" distR="114300" simplePos="0" relativeHeight="251659264" behindDoc="0" locked="0" layoutInCell="1" allowOverlap="1" wp14:anchorId="04BC4E37" wp14:editId="33961F18">
-            <wp:simplePos x="0" y="0"/>
-            <wp:positionH relativeFrom="margin">
-              <wp:align>center</wp:align>
-            </wp:positionH>
-            <wp:positionV relativeFrom="margin">
-              <wp:posOffset>1612900</wp:posOffset>
-            </wp:positionV>
-            <wp:extent cx="3822700" cy="1496060"/>
-            <wp:effectExtent l="0" t="0" r="6350" b="8890"/>
-            <wp:wrapSquare wrapText="bothSides"/>
-            <wp:docPr id="5" name="Grafik 5"/>
-            <wp:cNvGraphicFramePr>
-              <a:graphicFrameLocks xmlns:a="http://schemas.openxmlformats.org/drawingml/2006/main" noChangeAspect="1"/>
-            </wp:cNvGraphicFramePr>
-            <a:graphic xmlns:a="http://schemas.openxmlformats.org/drawingml/2006/main">
-              <a:graphicData uri="http://schemas.openxmlformats.org/drawingml/2006/picture">
-                <pic:pic xmlns:pic="http://schemas.openxmlformats.org/drawingml/2006/picture">
-                  <pic:nvPicPr>
-                    <pic:cNvPr id="1" name=""/>
-                    <pic:cNvPicPr/>
-                  </pic:nvPicPr>
-                  <pic:blipFill>
-                    <a:blip r:embed="rId10" cstate="print">
-                      <a:extLst>
-                        <a:ext uri="{28A0092B-C50C-407E-A947-70E740481C1C}">
-                          <a14:useLocalDpi xmlns:a14="http://schemas.microsoft.com/office/drawing/2010/main" val="0"/>
-                        </a:ext>
-                      </a:extLst>
-                    </a:blip>
-                    <a:stretch>
-                      <a:fillRect/>
-                    </a:stretch>
-                  </pic:blipFill>
-                  <pic:spPr>
-                    <a:xfrm>
-                      <a:off x="0" y="0"/>
-                      <a:ext cx="3822700" cy="1496060"/>
-                    </a:xfrm>
-                    <a:prstGeom prst="rect">
-                      <a:avLst/>
-                    </a:prstGeom>
-                  </pic:spPr>
-                </pic:pic>
-              </a:graphicData>
-            </a:graphic>
-          </wp:anchor>
-        </w:drawing>
-      </w:r>
-      <w:r>
-        <w:t xml:space="preserve">Integrieren Sie eine </w:t>
-      </w:r>
-      <w:proofErr w:type="spellStart"/>
-      <w:r>
-        <w:t>Ascii</w:t>
-      </w:r>
-      <w:proofErr w:type="spellEnd"/>
-      <w:r>
-        <w:t xml:space="preserve">-Art oder ein </w:t>
-      </w:r>
-      <w:proofErr w:type="spellStart"/>
-      <w:r>
-        <w:t>Figlet</w:t>
-      </w:r>
-      <w:proofErr w:type="spellEnd"/>
-      <w:r>
-        <w:t xml:space="preserve"> in die Visitenkarte, z.B. </w:t>
-      </w:r>
-    </w:p>
-    <w:p>
-      <w:pPr>
-        <w:ind w:left="360"/>
-      </w:pPr>
-      <w:r>
-        <w:br/>
-      </w:r>
-      <w:r>
-        <w:br/>
-      </w:r>
-      <w:r>
-        <w:br/>
-      </w:r>
-      <w:r>
-        <w:br/>
-      </w:r>
-      <w:r>
-        <w:br/>
-      </w:r>
-      <w:r>
-        <w:br/>
-      </w:r>
-      <w:r>
-        <w:br/>
-      </w:r>
-      <w:r>
-        <w:br/>
-      </w:r>
-      <w:r>
-        <w:br/>
-      </w:r>
-      <w:r>
-        <w:br/>
-      </w:r>
-      <w:r>
-        <w:br/>
-      </w:r>
-      <w:r>
-        <w:br/>
-      </w:r>
-    </w:p>
-    <w:p>
-      <w:pPr>
-        <w:pStyle w:val="Listenabsatz"/>
-        <w:numPr>
-          <w:ilvl w:val="0"/>
-          <w:numId w:val="49"/>
-        </w:numPr>
-      </w:pPr>
-      <w:r>
-        <w:t>(</w:t>
-      </w:r>
-      <w:r>
-        <w:rPr>
-          <w:b/>
-          <w:bCs/>
-        </w:rPr>
-        <w:t xml:space="preserve">Very </w:t>
-      </w:r>
-      <w:proofErr w:type="spellStart"/>
-      <w:r>
-        <w:rPr>
-          <w:b/>
-          <w:bCs/>
-        </w:rPr>
-        <w:t>advanced</w:t>
-      </w:r>
-      <w:proofErr w:type="spellEnd"/>
-      <w:r>
-        <w:t xml:space="preserve">) Verwenden Sie einen </w:t>
-      </w:r>
-      <w:proofErr w:type="spellStart"/>
-      <w:r>
-        <w:t>Figlet</w:t>
-      </w:r>
-      <w:proofErr w:type="spellEnd"/>
-      <w:r>
-        <w:t xml:space="preserve">-Generator, um aus dem eingegebenen Text automatisch ein </w:t>
-      </w:r>
-      <w:proofErr w:type="spellStart"/>
-      <w:r>
-        <w:t>Figlet</w:t>
-      </w:r>
-      <w:proofErr w:type="spellEnd"/>
-      <w:r>
-        <w:t xml:space="preserve"> zu erstellen</w:t>
-      </w:r>
-      <w:r>
-        <w:t>.</w:t>
-      </w:r>
-      <w:r>
-        <w:br/>
-      </w:r>
-    </w:p>
-    <w:p>
-      <w:r>
-        <w:br/>
-        <w:t xml:space="preserve"> </w:t>
+        <w:t>Achten sie bei der Ausgabe auf eine exakte Übereinstimmung mit der Angabe.</w:t>
       </w:r>
     </w:p>
     <w:sectPr>
@@ -603,7 +261,7 @@
 </file>
 
 <file path=word/numbering.xml><?xml version="1.0" encoding="utf-8"?>
-<w:numbering xmlns:wpc="http://schemas.microsoft.com/office/word/2010/wordprocessingCanvas" xmlns:cx="http://schemas.microsoft.com/office/drawing/2014/chartex" xmlns:cx1="http://schemas.microsoft.com/office/drawing/2015/9/8/chartex" xmlns:cx2="http://schemas.microsoft.com/office/drawing/2015/10/21/chartex" xmlns:cx3="http://schemas.microsoft.com/office/drawing/2016/5/9/chartex" xmlns:cx4="http://schemas.microsoft.com/office/drawing/2016/5/10/chartex" xmlns:cx5="http://schemas.microsoft.com/office/drawing/2016/5/11/chartex" xmlns:cx6="http://schemas.microsoft.com/office/drawing/2016/5/12/chartex" xmlns:cx7="http://schemas.microsoft.com/office/drawing/2016/5/13/chartex" xmlns:cx8="http://schemas.microsoft.com/office/drawing/2016/5/14/chartex" xmlns:mc="http://schemas.openxmlformats.org/markup-compatibility/2006" xmlns:aink="http://schemas.microsoft.com/office/drawing/2016/ink" xmlns:am3d="http://schemas.microsoft.com/office/drawing/2017/model3d" xmlns:o="urn:schemas-microsoft-com:office:office" xmlns:r="http://schemas.openxmlformats.org/officeDocument/2006/relationships" xmlns:m="http://schemas.openxmlformats.org/officeDocument/2006/math" xmlns:v="urn:schemas-microsoft-com:vml" xmlns:wp14="http://schemas.microsoft.com/office/word/2010/wordprocessingDrawing" xmlns:wp="http://schemas.openxmlformats.org/drawingml/2006/wordprocessingDrawing" xmlns:w10="urn:schemas-microsoft-com:office:word" xmlns:w="http://schemas.openxmlformats.org/wordprocessingml/2006/main" xmlns:w14="http://schemas.microsoft.com/office/word/2010/wordml" xmlns:w15="http://schemas.microsoft.com/office/word/2012/wordml" xmlns:w16cex="http://schemas.microsoft.com/office/word/2018/wordml/cex" xmlns:w16cid="http://schemas.microsoft.com/office/word/2016/wordml/cid" xmlns:w16="http://schemas.microsoft.com/office/word/2018/wordml" xmlns:w16se="http://schemas.microsoft.com/office/word/2015/wordml/symex" xmlns:wpg="http://schemas.microsoft.com/office/word/2010/wordprocessingGroup" xmlns:wpi="http://schemas.microsoft.com/office/word/2010/wordprocessingInk" xmlns:wne="http://schemas.microsoft.com/office/word/2006/wordml" xmlns:wps="http://schemas.microsoft.com/office/word/2010/wordprocessingShape" mc:Ignorable="w14 w15 w16se w16cid w16 w16cex wp14">
+<w:numbering xmlns:wpc="http://schemas.microsoft.com/office/word/2010/wordprocessingCanvas" xmlns:mc="http://schemas.openxmlformats.org/markup-compatibility/2006" xmlns:o="urn:schemas-microsoft-com:office:office" xmlns:r="http://schemas.openxmlformats.org/officeDocument/2006/relationships" xmlns:m="http://schemas.openxmlformats.org/officeDocument/2006/math" xmlns:v="urn:schemas-microsoft-com:vml" xmlns:wp14="http://schemas.microsoft.com/office/word/2010/wordprocessingDrawing" xmlns:wp="http://schemas.openxmlformats.org/drawingml/2006/wordprocessingDrawing" xmlns:w10="urn:schemas-microsoft-com:office:word" xmlns:w="http://schemas.openxmlformats.org/wordprocessingml/2006/main" xmlns:w14="http://schemas.microsoft.com/office/word/2010/wordml" xmlns:w15="http://schemas.microsoft.com/office/word/2012/wordml" xmlns:wpg="http://schemas.microsoft.com/office/word/2010/wordprocessingGroup" xmlns:wpi="http://schemas.microsoft.com/office/word/2010/wordprocessingInk" xmlns:wne="http://schemas.microsoft.com/office/word/2006/wordml" xmlns:wps="http://schemas.microsoft.com/office/word/2010/wordprocessingShape" mc:Ignorable="w14 w15 wp14">
   <w:abstractNum w:abstractNumId="0" w15:restartNumberingAfterBreak="0">
     <w:nsid w:val="00945059"/>
     <w:multiLevelType w:val="hybridMultilevel"/>
@@ -6474,7 +6132,7 @@
 </file>
 
 <file path=word/styles.xml><?xml version="1.0" encoding="utf-8"?>
-<w:styles xmlns:mc="http://schemas.openxmlformats.org/markup-compatibility/2006" xmlns:r="http://schemas.openxmlformats.org/officeDocument/2006/relationships" xmlns:w="http://schemas.openxmlformats.org/wordprocessingml/2006/main" xmlns:w14="http://schemas.microsoft.com/office/word/2010/wordml" xmlns:w15="http://schemas.microsoft.com/office/word/2012/wordml" xmlns:w16cex="http://schemas.microsoft.com/office/word/2018/wordml/cex" xmlns:w16cid="http://schemas.microsoft.com/office/word/2016/wordml/cid" xmlns:w16="http://schemas.microsoft.com/office/word/2018/wordml" xmlns:w16se="http://schemas.microsoft.com/office/word/2015/wordml/symex" mc:Ignorable="w14 w15 w16se w16cid w16 w16cex">
+<w:styles xmlns:mc="http://schemas.openxmlformats.org/markup-compatibility/2006" xmlns:r="http://schemas.openxmlformats.org/officeDocument/2006/relationships" xmlns:w="http://schemas.openxmlformats.org/wordprocessingml/2006/main" xmlns:w14="http://schemas.microsoft.com/office/word/2010/wordml" xmlns:w15="http://schemas.microsoft.com/office/word/2012/wordml" mc:Ignorable="w14 w15">
   <w:docDefaults>
     <w:rPrDefault>
       <w:rPr>
@@ -6484,7 +6142,7 @@
     </w:rPrDefault>
     <w:pPrDefault/>
   </w:docDefaults>
-  <w:latentStyles w:defLockedState="0" w:defUIPriority="99" w:defSemiHidden="0" w:defUnhideWhenUsed="0" w:defQFormat="0" w:count="376">
+  <w:latentStyles w:defLockedState="0" w:defUIPriority="99" w:defSemiHidden="0" w:defUnhideWhenUsed="0" w:defQFormat="0" w:count="371">
     <w:lsdException w:name="Normal" w:uiPriority="0" w:qFormat="1"/>
     <w:lsdException w:name="heading 1" w:uiPriority="0" w:qFormat="1"/>
     <w:lsdException w:name="heading 2" w:semiHidden="1" w:uiPriority="0" w:unhideWhenUsed="1" w:qFormat="1"/>
@@ -6590,6 +6248,7 @@
     <w:lsdException w:name="HTML Sample" w:semiHidden="1" w:unhideWhenUsed="1"/>
     <w:lsdException w:name="HTML Typewriter" w:semiHidden="1" w:unhideWhenUsed="1"/>
     <w:lsdException w:name="HTML Variable" w:semiHidden="1" w:unhideWhenUsed="1"/>
+    <w:lsdException w:name="Normal Table" w:semiHidden="1" w:unhideWhenUsed="1"/>
     <w:lsdException w:name="annotation subject" w:semiHidden="1" w:unhideWhenUsed="1"/>
     <w:lsdException w:name="No List" w:semiHidden="1" w:unhideWhenUsed="1"/>
     <w:lsdException w:name="Outline List 1" w:semiHidden="1" w:unhideWhenUsed="1"/>
@@ -6632,8 +6291,11 @@
     <w:lsdException w:name="Table Contemporary" w:semiHidden="1" w:uiPriority="0" w:unhideWhenUsed="1"/>
     <w:lsdException w:name="Table Elegant" w:semiHidden="1" w:unhideWhenUsed="1"/>
     <w:lsdException w:name="Table Professional" w:semiHidden="1" w:unhideWhenUsed="1"/>
+    <w:lsdException w:name="Table Subtle 1" w:semiHidden="1" w:unhideWhenUsed="1"/>
     <w:lsdException w:name="Table Subtle 2" w:semiHidden="1" w:unhideWhenUsed="1"/>
     <w:lsdException w:name="Table Web 1" w:semiHidden="1" w:unhideWhenUsed="1"/>
+    <w:lsdException w:name="Table Web 2" w:semiHidden="1" w:unhideWhenUsed="1"/>
+    <w:lsdException w:name="Table Web 3" w:semiHidden="1" w:unhideWhenUsed="1"/>
     <w:lsdException w:name="Balloon Text" w:semiHidden="1" w:uiPriority="0" w:unhideWhenUsed="1"/>
     <w:lsdException w:name="Table Grid" w:uiPriority="0"/>
     <w:lsdException w:name="Table Theme" w:semiHidden="1" w:unhideWhenUsed="1"/>
@@ -6852,11 +6514,6 @@
     <w:lsdException w:name="List Table 5 Dark Accent 6" w:uiPriority="50"/>
     <w:lsdException w:name="List Table 6 Colorful Accent 6" w:uiPriority="51"/>
     <w:lsdException w:name="List Table 7 Colorful Accent 6" w:uiPriority="52"/>
-    <w:lsdException w:name="Mention" w:semiHidden="1" w:unhideWhenUsed="1"/>
-    <w:lsdException w:name="Smart Hyperlink" w:semiHidden="1" w:unhideWhenUsed="1"/>
-    <w:lsdException w:name="Hashtag" w:semiHidden="1" w:unhideWhenUsed="1"/>
-    <w:lsdException w:name="Unresolved Mention" w:semiHidden="1" w:unhideWhenUsed="1"/>
-    <w:lsdException w:name="Smart Link" w:semiHidden="1" w:unhideWhenUsed="1"/>
   </w:latentStyles>
   <w:style w:type="paragraph" w:default="1" w:styleId="Standard">
     <w:name w:val="Normal"/>
@@ -8258,7 +7915,7 @@
       <w:szCs w:val="24"/>
     </w:rPr>
   </w:style>
-  <w:style w:type="character" w:styleId="BesuchterLink">
+  <w:style w:type="character" w:styleId="BesuchterHyperlink">
     <w:name w:val="FollowedHyperlink"/>
     <w:uiPriority w:val="99"/>
     <w:semiHidden/>
@@ -8350,7 +8007,7 @@
       <w:lang w:eastAsia="de-DE"/>
     </w:rPr>
   </w:style>
-  <w:style w:type="character" w:styleId="NichtaufgelsteErwhnung">
+  <w:style w:type="character" w:customStyle="1" w:styleId="UnresolvedMention">
     <w:name w:val="Unresolved Mention"/>
     <w:basedOn w:val="Absatz-Standardschriftart"/>
     <w:uiPriority w:val="99"/>
@@ -8631,7 +8288,7 @@
 </file>
 
 <file path=customXml/itemProps1.xml><?xml version="1.0" encoding="utf-8"?>
-<ds:datastoreItem xmlns:ds="http://schemas.openxmlformats.org/officeDocument/2006/customXml" ds:itemID="{811C95D8-CE57-4DBD-899E-5B75544781E6}">
+<ds:datastoreItem xmlns:ds="http://schemas.openxmlformats.org/officeDocument/2006/customXml" ds:itemID="{2A0B4FFB-A5D5-42AD-829D-C1DE950C5A5D}">
   <ds:schemaRefs>
     <ds:schemaRef ds:uri="http://schemas.openxmlformats.org/officeDocument/2006/bibliography"/>
   </ds:schemaRefs>
